--- a/sample-data/US-07/US-07_Summary_for_Manager.docx
+++ b/sample-data/US-07/US-07_Summary_for_Manager.docx
@@ -513,7 +513,7 @@
         <w:rPr>
           <w:sz w:val="20"/>
         </w:rPr>
-        <w:t>An APPROVAL_REQUIRED task names the approver, level, threshold range, and SLA (sample: scenario-approval-required.txt).</w:t>
+        <w:t>An APPROVAL_REQUIRED task names the approver, level, threshold range, and SLA. Because approval is needed from an approver other than the CSR, the system displays a mocked message 'Triggered email to respective approver and awaiting approval.' and then stops - no further actions execute until a response is received (sample: scenario-approval-required.txt).</w:t>
       </w:r>
     </w:p>
     <w:p>
@@ -686,7 +686,7 @@
     </w:p>
     <w:p>
       <w:r>
-        <w:t>The order value is compared to the cost-center and branch available budget. If within budget and the buyer's self-approval authority, the order is auto-approved. Otherwise the approval matrix identifies the correct approver (branch -&gt; regional -&gt; global) and an approval task is created, pausing the order.</w:t>
+        <w:t>The order value is compared to the cost-center and branch available budget. If within budget and the buyer's self-approval authority, the order is auto-approved. Otherwise the approval matrix identifies the correct approver (branch -&gt; regional -&gt; global) and an approval task is created, pausing the order. When approval is required from an approver other than the CSR, the system shows a mocked notification - 'Triggered email to respective approver and awaiting approval.' - and then halts: no further stages run until the approval is granted or rejected.</w:t>
       </w:r>
     </w:p>
     <w:tbl>
@@ -1019,7 +1019,7 @@
           </w:tcPr>
           <w:p>
             <w:r>
-              <w:t>APPROVAL_REQUIRED (order &gt; buyer self-approval limit)</w:t>
+              <w:t>APPROVAL_REQUIRED -&gt; mocked approver email sent, process halted</w:t>
             </w:r>
           </w:p>
         </w:tc>
